--- a/CMA_Summaries_B3_Ch16.docx
+++ b/CMA_Summaries_B3_Ch16.docx
@@ -7988,6 +7988,154 @@
     <w:p/>
     <w:p>
       <w:pPr>
+        <w:pageBreakBefore w:val="true"/>
+        <w:spacing w:after="0"/>
+      </w:pPr>
+      <w:r>
+        <w:rPr>
+          <w:sz w:val="2"/>
+        </w:rPr>
+        <w:t xml:space="preserve"> </w:t>
+      </w:r>
+    </w:p>
+    <w:p>
+      <w:pPr>
+        <w:spacing w:before="44" w:after="10"/>
+      </w:pPr>
+      <w:r>
+        <w:rPr>
+          <w:b/>
+          <w:bCs/>
+          <w:color w:val="353A7C"/>
+          <w:sz w:val="18"/>
+          <w:szCs w:val="18"/>
+        </w:rPr>
+        <w:t xml:space="preserve">The English this section uses, and its Arabic</w:t>
+      </w:r>
+    </w:p>
+    <w:p>
+      <w:pPr>
+        <w:spacing w:before="0" w:after="12"/>
+      </w:pPr>
+      <w:r>
+        <w:rPr>
+          <w:color w:val="6B7280"/>
+          <w:sz w:val="15"/>
+          <w:szCs w:val="15"/>
+        </w:rPr>
+        <w:t xml:space="preserve">Each term sits against what it means.</w:t>
+      </w:r>
+    </w:p>
+    <w:p>
+      <w:pPr>
+        <w:spacing w:after="40" w:before="90"/>
+        <w:jc w:val="center"/>
+      </w:pPr>
+      <w:r>
+        <w:drawing>
+          <wp:inline distT="0" distB="0" distL="0" distR="0">
+            <wp:extent cx="5734050" cy="2218175"/>
+            <wp:effectExtent t="0" r="0" b="0" l="0"/>
+            <wp:docPr id="1" name="" descr="" title=""/>
+            <wp:cNvGraphicFramePr>
+              <a:graphicFrameLocks xmlns:a="http://schemas.openxmlformats.org/drawingml/2006/main" noChangeAspect="1"/>
+            </wp:cNvGraphicFramePr>
+            <a:graphic xmlns:a="http://schemas.openxmlformats.org/drawingml/2006/main">
+              <a:graphicData uri="http://schemas.openxmlformats.org/drawingml/2006/picture">
+                <pic:pic xmlns:pic="http://schemas.openxmlformats.org/drawingml/2006/picture">
+                  <pic:nvPicPr>
+                    <pic:cNvPr id="0" name="" descr=""/>
+                    <pic:cNvPicPr>
+                      <a:picLocks noChangeAspect="1" noChangeArrowheads="1"/>
+                    </pic:cNvPicPr>
+                  </pic:nvPicPr>
+                  <pic:blipFill>
+                    <a:blip r:embed="rId104" cstate="none"/>
+                    <a:srcRect/>
+                    <a:stretch>
+                      <a:fillRect/>
+                    </a:stretch>
+                  </pic:blipFill>
+                  <pic:spPr bwMode="auto">
+                    <a:xfrm>
+                      <a:off x="0" y="0"/>
+                      <a:ext cx="5734050" cy="2218175"/>
+                    </a:xfrm>
+                    <a:prstGeom prst="rect">
+                      <a:avLst/>
+                    </a:prstGeom>
+                  </pic:spPr>
+                </pic:pic>
+              </a:graphicData>
+            </a:graphic>
+          </wp:inline>
+        </w:drawing>
+      </w:r>
+    </w:p>
+    <w:tbl>
+      <w:tblPr>
+        <w:tblW w:type="pct" w:w="100%"/>
+        <w:tblLayout w:type="fixed"/>
+        <w:tblBorders>
+          <w:top w:val="single" w:color="FBFAF6" w:sz="4"/>
+          <w:left w:val="single" w:color="FBFAF6" w:sz="4"/>
+          <w:bottom w:val="single" w:color="FBFAF6" w:sz="4"/>
+          <w:right w:val="single" w:color="FBFAF6" w:sz="4"/>
+          <w:insideH w:val="single" w:color="FBFAF6" w:sz="4"/>
+          <w:insideV w:val="single" w:color="FBFAF6" w:sz="4"/>
+        </w:tblBorders>
+      </w:tblPr>
+      <w:tblGrid>
+        <w:gridCol w:w="9600"/>
+      </w:tblGrid>
+      <w:tr>
+        <w:tc>
+          <w:tcPr>
+            <w:tcW w:type="pct" w:w="5000"/>
+            <w:shd w:fill="FBFAF6" w:val="clear"/>
+            <w:tcMar>
+              <w:top w:type="dxa" w:w="40"/>
+              <w:left w:type="dxa" w:w="100"/>
+              <w:bottom w:type="dxa" w:w="40"/>
+              <w:right w:type="dxa" w:w="100"/>
+            </w:tcMar>
+          </w:tcPr>
+          <w:p>
+            <w:pPr>
+              <w:spacing w:before="18" w:after="6"/>
+            </w:pPr>
+            <w:r>
+              <w:rPr>
+                <w:b/>
+                <w:bCs/>
+                <w:color w:val="6B7280"/>
+                <w:sz w:val="14"/>
+                <w:szCs w:val="14"/>
+              </w:rPr>
+              <w:t xml:space="preserve">word list</w:t>
+            </w:r>
+          </w:p>
+          <w:p>
+            <w:pPr>
+              <w:spacing w:before="0" w:after="18"/>
+            </w:pPr>
+            <w:r>
+              <w:rPr>
+                <w:b/>
+                <w:bCs/>
+                <w:color w:val="353A7C"/>
+                <w:sz w:val="16"/>
+                <w:szCs w:val="16"/>
+              </w:rPr>
+              <w:t xml:space="preserve">minimum transfer price   ·   market-based transfer price   ·   full-cost transfer price</w:t>
+            </w:r>
+          </w:p>
+        </w:tc>
+      </w:tr>
+    </w:tbl>
+    <w:p/>
+    <w:p>
+      <w:pPr>
         <w:sectPr>
           <w:headerReference w:type="default" r:id="rIdHdr7"/>
           <w:pgSz w:w="11906" w:h="16838" w:orient="portrait"/>
@@ -8109,14 +8257,14 @@
                 <w:sz w:val="16"/>
                 <w:szCs w:val="16"/>
               </w:rPr>
-              <w:t xml:space="preserve">6  </w:t>
-            </w:r>
-            <w:r>
-              <w:rPr>
-                <w:sz w:val="16"/>
-                <w:szCs w:val="16"/>
-              </w:rPr>
-              <w:t xml:space="preserve">mislead</w:t>
+              <w:t xml:space="preserve">7  </w:t>
+            </w:r>
+            <w:r>
+              <w:rPr>
+                <w:sz w:val="16"/>
+                <w:szCs w:val="16"/>
+              </w:rPr>
+              <w:t xml:space="preserve">Beverages</w:t>
             </w:r>
           </w:p>
         </w:tc>
@@ -8177,14 +8325,14 @@
                 <w:sz w:val="16"/>
                 <w:szCs w:val="16"/>
               </w:rPr>
-              <w:t xml:space="preserve">7  </w:t>
-            </w:r>
-            <w:r>
-              <w:rPr>
-                <w:sz w:val="16"/>
-                <w:szCs w:val="16"/>
-              </w:rPr>
-              <w:t xml:space="preserve">Beverages</w:t>
+              <w:t xml:space="preserve">8  </w:t>
+            </w:r>
+            <w:r>
+              <w:rPr>
+                <w:sz w:val="16"/>
+                <w:szCs w:val="16"/>
+              </w:rPr>
+              <w:t xml:space="preserve">transfer</w:t>
             </w:r>
           </w:p>
         </w:tc>
@@ -8245,14 +8393,14 @@
                 <w:sz w:val="16"/>
                 <w:szCs w:val="16"/>
               </w:rPr>
-              <w:t xml:space="preserve">8  </w:t>
-            </w:r>
-            <w:r>
-              <w:rPr>
-                <w:sz w:val="16"/>
-                <w:szCs w:val="16"/>
-              </w:rPr>
-              <w:t xml:space="preserve">transfer</w:t>
+              <w:t xml:space="preserve">9  </w:t>
+            </w:r>
+            <w:r>
+              <w:rPr>
+                <w:sz w:val="16"/>
+                <w:szCs w:val="16"/>
+              </w:rPr>
+              <w:t xml:space="preserve">supplier</w:t>
             </w:r>
           </w:p>
         </w:tc>
@@ -8313,14 +8461,14 @@
                 <w:sz w:val="16"/>
                 <w:szCs w:val="16"/>
               </w:rPr>
-              <w:t xml:space="preserve">9  </w:t>
-            </w:r>
-            <w:r>
-              <w:rPr>
-                <w:sz w:val="16"/>
-                <w:szCs w:val="16"/>
-              </w:rPr>
-              <w:t xml:space="preserve">supplier</w:t>
+              <w:t xml:space="preserve">10  </w:t>
+            </w:r>
+            <w:r>
+              <w:rPr>
+                <w:sz w:val="16"/>
+                <w:szCs w:val="16"/>
+              </w:rPr>
+              <w:t xml:space="preserve">contribution</w:t>
             </w:r>
           </w:p>
         </w:tc>
@@ -8381,14 +8529,82 @@
                 <w:sz w:val="16"/>
                 <w:szCs w:val="16"/>
               </w:rPr>
-              <w:t xml:space="preserve">10  </w:t>
-            </w:r>
-            <w:r>
-              <w:rPr>
-                <w:sz w:val="16"/>
-                <w:szCs w:val="16"/>
-              </w:rPr>
-              <w:t xml:space="preserve">contribution</w:t>
+              <w:t xml:space="preserve">11  </w:t>
+            </w:r>
+            <w:r>
+              <w:rPr>
+                <w:sz w:val="16"/>
+                <w:szCs w:val="16"/>
+              </w:rPr>
+              <w:t xml:space="preserve">full-cost transfer price</w:t>
+            </w:r>
+          </w:p>
+        </w:tc>
+      </w:tr>
+      <w:tr>
+        <w:tc>
+          <w:tcPr>
+            <w:tcW w:type="pct" w:w="2500"/>
+            <w:tcMar>
+              <w:top w:type="dxa" w:w="20"/>
+              <w:left w:type="dxa" w:w="80"/>
+              <w:bottom w:type="dxa" w:w="20"/>
+              <w:right w:type="dxa" w:w="80"/>
+            </w:tcMar>
+          </w:tcPr>
+          <w:p>
+            <w:pPr>
+              <w:spacing w:before="12" w:after="12"/>
+            </w:pPr>
+            <w:r>
+              <w:rPr>
+                <w:b/>
+                <w:bCs/>
+                <w:color w:val="8186EF"/>
+                <w:sz w:val="16"/>
+                <w:szCs w:val="16"/>
+              </w:rPr>
+              <w:t xml:space="preserve">6  </w:t>
+            </w:r>
+            <w:r>
+              <w:rPr>
+                <w:sz w:val="16"/>
+                <w:szCs w:val="16"/>
+              </w:rPr>
+              <w:t xml:space="preserve">mislead</w:t>
+            </w:r>
+          </w:p>
+        </w:tc>
+        <w:tc>
+          <w:tcPr>
+            <w:tcW w:type="pct" w:w="2500"/>
+            <w:tcMar>
+              <w:top w:type="dxa" w:w="20"/>
+              <w:left w:type="dxa" w:w="80"/>
+              <w:bottom w:type="dxa" w:w="20"/>
+              <w:right w:type="dxa" w:w="80"/>
+            </w:tcMar>
+          </w:tcPr>
+          <w:p>
+            <w:pPr>
+              <w:spacing w:before="12" w:after="12"/>
+            </w:pPr>
+            <w:r>
+              <w:rPr>
+                <w:b/>
+                <w:bCs/>
+                <w:color w:val="8186EF"/>
+                <w:sz w:val="16"/>
+                <w:szCs w:val="16"/>
+              </w:rPr>
+              <w:t xml:space="preserve">12  </w:t>
+            </w:r>
+            <w:r>
+              <w:rPr>
+                <w:sz w:val="16"/>
+                <w:szCs w:val="16"/>
+              </w:rPr>
+              <w:t xml:space="preserve">minimum transfer price</w:t>
             </w:r>
           </w:p>
         </w:tc>
@@ -13100,6 +13316,154 @@
       </w:tr>
     </w:tbl>
     <w:p/>
+    <w:p>
+      <w:pPr>
+        <w:pageBreakBefore w:val="true"/>
+        <w:spacing w:after="0"/>
+      </w:pPr>
+      <w:r>
+        <w:rPr>
+          <w:sz w:val="2"/>
+        </w:rPr>
+        <w:t xml:space="preserve"> </w:t>
+      </w:r>
+    </w:p>
+    <w:p>
+      <w:pPr>
+        <w:spacing w:before="44" w:after="10"/>
+      </w:pPr>
+      <w:r>
+        <w:rPr>
+          <w:b/>
+          <w:bCs/>
+          <w:color w:val="353A7C"/>
+          <w:sz w:val="18"/>
+          <w:szCs w:val="18"/>
+        </w:rPr>
+        <w:t xml:space="preserve">The English this section uses, and its Arabic</w:t>
+      </w:r>
+    </w:p>
+    <w:p>
+      <w:pPr>
+        <w:spacing w:before="0" w:after="12"/>
+      </w:pPr>
+      <w:r>
+        <w:rPr>
+          <w:color w:val="6B7280"/>
+          <w:sz w:val="15"/>
+          <w:szCs w:val="15"/>
+        </w:rPr>
+        <w:t xml:space="preserve">Each term sits against what it means.</w:t>
+      </w:r>
+    </w:p>
+    <w:p>
+      <w:pPr>
+        <w:spacing w:after="40" w:before="90"/>
+        <w:jc w:val="center"/>
+      </w:pPr>
+      <w:r>
+        <w:drawing>
+          <wp:inline distT="0" distB="0" distL="0" distR="0">
+            <wp:extent cx="5734050" cy="2218175"/>
+            <wp:effectExtent t="0" r="0" b="0" l="0"/>
+            <wp:docPr id="1" name="" descr="" title=""/>
+            <wp:cNvGraphicFramePr>
+              <a:graphicFrameLocks xmlns:a="http://schemas.openxmlformats.org/drawingml/2006/main" noChangeAspect="1"/>
+            </wp:cNvGraphicFramePr>
+            <a:graphic xmlns:a="http://schemas.openxmlformats.org/drawingml/2006/main">
+              <a:graphicData uri="http://schemas.openxmlformats.org/drawingml/2006/picture">
+                <pic:pic xmlns:pic="http://schemas.openxmlformats.org/drawingml/2006/picture">
+                  <pic:nvPicPr>
+                    <pic:cNvPr id="0" name="" descr=""/>
+                    <pic:cNvPicPr>
+                      <a:picLocks noChangeAspect="1" noChangeArrowheads="1"/>
+                    </pic:cNvPicPr>
+                  </pic:nvPicPr>
+                  <pic:blipFill>
+                    <a:blip r:embed="rId105" cstate="none"/>
+                    <a:srcRect/>
+                    <a:stretch>
+                      <a:fillRect/>
+                    </a:stretch>
+                  </pic:blipFill>
+                  <pic:spPr bwMode="auto">
+                    <a:xfrm>
+                      <a:off x="0" y="0"/>
+                      <a:ext cx="5734050" cy="2218175"/>
+                    </a:xfrm>
+                    <a:prstGeom prst="rect">
+                      <a:avLst/>
+                    </a:prstGeom>
+                  </pic:spPr>
+                </pic:pic>
+              </a:graphicData>
+            </a:graphic>
+          </wp:inline>
+        </w:drawing>
+      </w:r>
+    </w:p>
+    <w:tbl>
+      <w:tblPr>
+        <w:tblW w:type="pct" w:w="100%"/>
+        <w:tblLayout w:type="fixed"/>
+        <w:tblBorders>
+          <w:top w:val="single" w:color="FBFAF6" w:sz="4"/>
+          <w:left w:val="single" w:color="FBFAF6" w:sz="4"/>
+          <w:bottom w:val="single" w:color="FBFAF6" w:sz="4"/>
+          <w:right w:val="single" w:color="FBFAF6" w:sz="4"/>
+          <w:insideH w:val="single" w:color="FBFAF6" w:sz="4"/>
+          <w:insideV w:val="single" w:color="FBFAF6" w:sz="4"/>
+        </w:tblBorders>
+      </w:tblPr>
+      <w:tblGrid>
+        <w:gridCol w:w="9600"/>
+      </w:tblGrid>
+      <w:tr>
+        <w:tc>
+          <w:tcPr>
+            <w:tcW w:type="pct" w:w="5000"/>
+            <w:shd w:fill="FBFAF6" w:val="clear"/>
+            <w:tcMar>
+              <w:top w:type="dxa" w:w="40"/>
+              <w:left w:type="dxa" w:w="100"/>
+              <w:bottom w:type="dxa" w:w="40"/>
+              <w:right w:type="dxa" w:w="100"/>
+            </w:tcMar>
+          </w:tcPr>
+          <w:p>
+            <w:pPr>
+              <w:spacing w:before="18" w:after="6"/>
+            </w:pPr>
+            <w:r>
+              <w:rPr>
+                <w:b/>
+                <w:bCs/>
+                <w:color w:val="6B7280"/>
+                <w:sz w:val="14"/>
+                <w:szCs w:val="14"/>
+              </w:rPr>
+              <w:t xml:space="preserve">word list</w:t>
+            </w:r>
+          </w:p>
+          <w:p>
+            <w:pPr>
+              <w:spacing w:before="0" w:after="18"/>
+            </w:pPr>
+            <w:r>
+              <w:rPr>
+                <w:b/>
+                <w:bCs/>
+                <w:color w:val="353A7C"/>
+                <w:sz w:val="16"/>
+                <w:szCs w:val="16"/>
+              </w:rPr>
+              <w:t xml:space="preserve">market-based transfer price   ·   minimum transfer price   ·   variable-cost transfer price</w:t>
+            </w:r>
+          </w:p>
+        </w:tc>
+      </w:tr>
+    </w:tbl>
+    <w:p/>
     <w:tbl>
       <w:tblPr>
         <w:tblW w:type="pct" w:w="100%"/>
@@ -13478,14 +13842,14 @@
                 <w:sz w:val="16"/>
                 <w:szCs w:val="16"/>
               </w:rPr>
-              <w:t xml:space="preserve">11  </w:t>
-            </w:r>
-            <w:r>
-              <w:rPr>
-                <w:sz w:val="16"/>
-                <w:szCs w:val="16"/>
-              </w:rPr>
-              <w:t xml:space="preserve">division's</w:t>
+              <w:t xml:space="preserve">12  </w:t>
+            </w:r>
+            <w:r>
+              <w:rPr>
+                <w:sz w:val="16"/>
+                <w:szCs w:val="16"/>
+              </w:rPr>
+              <w:t xml:space="preserve">statement</w:t>
             </w:r>
           </w:p>
         </w:tc>
@@ -13546,14 +13910,14 @@
                 <w:sz w:val="16"/>
                 <w:szCs w:val="16"/>
               </w:rPr>
-              <w:t xml:space="preserve">12  </w:t>
-            </w:r>
-            <w:r>
-              <w:rPr>
-                <w:sz w:val="16"/>
-                <w:szCs w:val="16"/>
-              </w:rPr>
-              <w:t xml:space="preserve">statement</w:t>
+              <w:t xml:space="preserve">13  </w:t>
+            </w:r>
+            <w:r>
+              <w:rPr>
+                <w:sz w:val="16"/>
+                <w:szCs w:val="16"/>
+              </w:rPr>
+              <w:t xml:space="preserve">minimum</w:t>
             </w:r>
           </w:p>
         </w:tc>
@@ -13614,14 +13978,14 @@
                 <w:sz w:val="16"/>
                 <w:szCs w:val="16"/>
               </w:rPr>
-              <w:t xml:space="preserve">13  </w:t>
-            </w:r>
-            <w:r>
-              <w:rPr>
-                <w:sz w:val="16"/>
-                <w:szCs w:val="16"/>
-              </w:rPr>
-              <w:t xml:space="preserve">minimum</w:t>
+              <w:t xml:space="preserve">14  </w:t>
+            </w:r>
+            <w:r>
+              <w:rPr>
+                <w:sz w:val="16"/>
+                <w:szCs w:val="16"/>
+              </w:rPr>
+              <w:t xml:space="preserve">Liters of pressed oil needed by Tahini &amp; Spreads</w:t>
             </w:r>
           </w:p>
         </w:tc>
@@ -13682,14 +14046,14 @@
                 <w:sz w:val="16"/>
                 <w:szCs w:val="16"/>
               </w:rPr>
-              <w:t xml:space="preserve">14  </w:t>
-            </w:r>
-            <w:r>
-              <w:rPr>
-                <w:sz w:val="16"/>
-                <w:szCs w:val="16"/>
-              </w:rPr>
-              <w:t xml:space="preserve">Liters of pressed oil needed by Tahini &amp; Spreads</w:t>
+              <w:t xml:space="preserve">15  </w:t>
+            </w:r>
+            <w:r>
+              <w:rPr>
+                <w:sz w:val="16"/>
+                <w:szCs w:val="16"/>
+              </w:rPr>
+              <w:t xml:space="preserve">Oils variable cost a liter</w:t>
             </w:r>
           </w:p>
         </w:tc>
@@ -13750,14 +14114,14 @@
                 <w:sz w:val="16"/>
                 <w:szCs w:val="16"/>
               </w:rPr>
-              <w:t xml:space="preserve">15  </w:t>
-            </w:r>
-            <w:r>
-              <w:rPr>
-                <w:sz w:val="16"/>
-                <w:szCs w:val="16"/>
-              </w:rPr>
-              <w:t xml:space="preserve">Oils variable cost a liter</w:t>
+              <w:t xml:space="preserve">16  </w:t>
+            </w:r>
+            <w:r>
+              <w:rPr>
+                <w:sz w:val="16"/>
+                <w:szCs w:val="16"/>
+              </w:rPr>
+              <w:t xml:space="preserve">Oils fixed cost a liter at normal volume</w:t>
             </w:r>
           </w:p>
         </w:tc>
@@ -13818,14 +14182,14 @@
                 <w:sz w:val="16"/>
                 <w:szCs w:val="16"/>
               </w:rPr>
-              <w:t xml:space="preserve">16  </w:t>
-            </w:r>
-            <w:r>
-              <w:rPr>
-                <w:sz w:val="16"/>
-                <w:szCs w:val="16"/>
-              </w:rPr>
-              <w:t xml:space="preserve">Oils fixed cost a liter at normal volume</w:t>
+              <w:t xml:space="preserve">17  </w:t>
+            </w:r>
+            <w:r>
+              <w:rPr>
+                <w:sz w:val="16"/>
+                <w:szCs w:val="16"/>
+              </w:rPr>
+              <w:t xml:space="preserve">Beverages</w:t>
             </w:r>
           </w:p>
         </w:tc>
@@ -13886,14 +14250,14 @@
                 <w:sz w:val="16"/>
                 <w:szCs w:val="16"/>
               </w:rPr>
-              <w:t xml:space="preserve">17  </w:t>
-            </w:r>
-            <w:r>
-              <w:rPr>
-                <w:sz w:val="16"/>
-                <w:szCs w:val="16"/>
-              </w:rPr>
-              <w:t xml:space="preserve">Beverages</w:t>
+              <w:t xml:space="preserve">18  </w:t>
+            </w:r>
+            <w:r>
+              <w:rPr>
+                <w:sz w:val="16"/>
+                <w:szCs w:val="16"/>
+              </w:rPr>
+              <w:t xml:space="preserve">True for the company</w:t>
             </w:r>
           </w:p>
         </w:tc>
@@ -13954,14 +14318,14 @@
                 <w:sz w:val="16"/>
                 <w:szCs w:val="16"/>
               </w:rPr>
-              <w:t xml:space="preserve">18  </w:t>
-            </w:r>
-            <w:r>
-              <w:rPr>
-                <w:sz w:val="16"/>
-                <w:szCs w:val="16"/>
-              </w:rPr>
-              <w:t xml:space="preserve">True for the company</w:t>
+              <w:t xml:space="preserve">19  </w:t>
+            </w:r>
+            <w:r>
+              <w:rPr>
+                <w:sz w:val="16"/>
+                <w:szCs w:val="16"/>
+              </w:rPr>
+              <w:t xml:space="preserve">True only for one division</w:t>
             </w:r>
           </w:p>
         </w:tc>
@@ -14022,14 +14386,14 @@
                 <w:sz w:val="16"/>
                 <w:szCs w:val="16"/>
               </w:rPr>
-              <w:t xml:space="preserve">19  </w:t>
-            </w:r>
-            <w:r>
-              <w:rPr>
-                <w:sz w:val="16"/>
-                <w:szCs w:val="16"/>
-              </w:rPr>
-              <w:t xml:space="preserve">True only for one division</w:t>
+              <w:t xml:space="preserve">20  </w:t>
+            </w:r>
+            <w:r>
+              <w:rPr>
+                <w:sz w:val="16"/>
+                <w:szCs w:val="16"/>
+              </w:rPr>
+              <w:t xml:space="preserve">market-based transfer price</w:t>
             </w:r>
           </w:p>
         </w:tc>
@@ -14065,6 +14429,74 @@
                 <w:szCs w:val="16"/>
               </w:rPr>
               <w:t xml:space="preserve">delivery</w:t>
+            </w:r>
+          </w:p>
+        </w:tc>
+        <w:tc>
+          <w:tcPr>
+            <w:tcW w:type="pct" w:w="2500"/>
+            <w:tcMar>
+              <w:top w:type="dxa" w:w="20"/>
+              <w:left w:type="dxa" w:w="80"/>
+              <w:bottom w:type="dxa" w:w="20"/>
+              <w:right w:type="dxa" w:w="80"/>
+            </w:tcMar>
+          </w:tcPr>
+          <w:p>
+            <w:pPr>
+              <w:spacing w:before="12" w:after="12"/>
+            </w:pPr>
+            <w:r>
+              <w:rPr>
+                <w:b/>
+                <w:bCs/>
+                <w:color w:val="8186EF"/>
+                <w:sz w:val="16"/>
+                <w:szCs w:val="16"/>
+              </w:rPr>
+              <w:t xml:space="preserve">21  </w:t>
+            </w:r>
+            <w:r>
+              <w:rPr>
+                <w:sz w:val="16"/>
+                <w:szCs w:val="16"/>
+              </w:rPr>
+              <w:t xml:space="preserve">minimum transfer price</w:t>
+            </w:r>
+          </w:p>
+        </w:tc>
+      </w:tr>
+      <w:tr>
+        <w:tc>
+          <w:tcPr>
+            <w:tcW w:type="pct" w:w="2500"/>
+            <w:tcMar>
+              <w:top w:type="dxa" w:w="20"/>
+              <w:left w:type="dxa" w:w="80"/>
+              <w:bottom w:type="dxa" w:w="20"/>
+              <w:right w:type="dxa" w:w="80"/>
+            </w:tcMar>
+          </w:tcPr>
+          <w:p>
+            <w:pPr>
+              <w:spacing w:before="12" w:after="12"/>
+            </w:pPr>
+            <w:r>
+              <w:rPr>
+                <w:b/>
+                <w:bCs/>
+                <w:color w:val="8186EF"/>
+                <w:sz w:val="16"/>
+                <w:szCs w:val="16"/>
+              </w:rPr>
+              <w:t xml:space="preserve">11  </w:t>
+            </w:r>
+            <w:r>
+              <w:rPr>
+                <w:sz w:val="16"/>
+                <w:szCs w:val="16"/>
+              </w:rPr>
+              <w:t xml:space="preserve">division's</w:t>
             </w:r>
           </w:p>
         </w:tc>
@@ -14486,7 +14918,7 @@
               <w:sz w:val="16"/>
               <w:szCs w:val="16"/>
             </w:rPr>
-            <w:t xml:space="preserve"> of 2</w:t>
+            <w:t xml:space="preserve"> of 3</w:t>
           </w:r>
         </w:p>
       </w:tc>
@@ -15123,7 +15555,7 @@
               <w:sz w:val="16"/>
               <w:szCs w:val="16"/>
             </w:rPr>
-            <w:t xml:space="preserve"> of 1</w:t>
+            <w:t xml:space="preserve"> of 2</w:t>
           </w:r>
         </w:p>
       </w:tc>

--- a/CMA_Summaries_B3_Ch16.docx
+++ b/CMA_Summaries_B3_Ch16.docx
@@ -5535,7 +5535,7 @@
           <w:sz w:val="16"/>
           <w:szCs w:val="16"/>
         </w:rPr>
-        <w:t xml:space="preserve">      gaps 1–3</w:t>
+        <w:t xml:space="preserve">      gaps 1–6</w:t>
       </w:r>
     </w:p>
     <w:p>
@@ -5548,7 +5548,7 @@
           <w:sz w:val="19"/>
           <w:szCs w:val="19"/>
         </w:rPr>
-        <w:t xml:space="preserve">The minimum </w:t>
+        <w:t xml:space="preserve">The minimum transfer price is what the </w:t>
       </w:r>
       <w:r>
         <w:rPr>
@@ -5580,7 +5580,7 @@
           <w:sz w:val="19"/>
           <w:szCs w:val="19"/>
         </w:rPr>
-        <w:t xml:space="preserve"> price is what the supplier must receive to be no worse off: variable cost plus the </w:t>
+        <w:t xml:space="preserve"> must receive to be no worse off: variable cost plus the </w:t>
       </w:r>
       <w:r>
         <w:rPr>
@@ -5619,7 +5619,7 @@
           <w:sz w:val="19"/>
           <w:szCs w:val="19"/>
         </w:rPr>
-        <w:t xml:space="preserve">The </w:t>
+        <w:t xml:space="preserve">The maximum is what the buyer could pay </w:t>
       </w:r>
       <w:r>
         <w:rPr>
@@ -5651,7 +5651,117 @@
           <w:sz w:val="19"/>
           <w:szCs w:val="19"/>
         </w:rPr>
-        <w:t xml:space="preserve"> is what the buyer could pay outside. </w:t>
+        <w:t xml:space="preserve">. </w:t>
+      </w:r>
+      <w:r>
+        <w:rPr>
+          <w:sz w:val="19"/>
+          <w:szCs w:val="19"/>
+        </w:rPr>
+        <w:t xml:space="preserve">When the minimum is below the maximum, a range </w:t>
+      </w:r>
+      <w:r>
+        <w:rPr>
+          <w:b/>
+          <w:bCs/>
+          <w:color w:val="8186EF"/>
+          <w:sz w:val="15"/>
+          <w:szCs w:val="15"/>
+        </w:rPr>
+        <w:t xml:space="preserve"> (4) </w:t>
+      </w:r>
+      <w:r>
+        <w:rPr>
+          <w:u w:val="single"/>
+          <w:sz w:val="19"/>
+          <w:szCs w:val="19"/>
+        </w:rPr>
+        <w:t xml:space="preserve">           </w:t>
+      </w:r>
+      <w:r>
+        <w:rPr>
+          <w:sz w:val="19"/>
+          <w:szCs w:val="19"/>
+        </w:rPr>
+        <w:t xml:space="preserve"> </w:t>
+      </w:r>
+      <w:r>
+        <w:rPr>
+          <w:sz w:val="19"/>
+          <w:szCs w:val="19"/>
+        </w:rPr>
+        <w:t xml:space="preserve"> and any price inside it leaves both </w:t>
+      </w:r>
+      <w:r>
+        <w:rPr>
+          <w:b/>
+          <w:bCs/>
+          <w:color w:val="8186EF"/>
+          <w:sz w:val="15"/>
+          <w:szCs w:val="15"/>
+        </w:rPr>
+        <w:t xml:space="preserve"> (5) </w:t>
+      </w:r>
+      <w:r>
+        <w:rPr>
+          <w:u w:val="single"/>
+          <w:sz w:val="19"/>
+          <w:szCs w:val="19"/>
+        </w:rPr>
+        <w:t xml:space="preserve">           </w:t>
+      </w:r>
+      <w:r>
+        <w:rPr>
+          <w:sz w:val="19"/>
+          <w:szCs w:val="19"/>
+        </w:rPr>
+        <w:t xml:space="preserve"> </w:t>
+      </w:r>
+      <w:r>
+        <w:rPr>
+          <w:sz w:val="19"/>
+          <w:szCs w:val="19"/>
+        </w:rPr>
+        <w:t xml:space="preserve"> better off. </w:t>
+      </w:r>
+      <w:r>
+        <w:rPr>
+          <w:sz w:val="19"/>
+          <w:szCs w:val="19"/>
+        </w:rPr>
+        <w:t xml:space="preserve">When the minimum is above the maximum, the company should not transfer </w:t>
+      </w:r>
+      <w:r>
+        <w:rPr>
+          <w:b/>
+          <w:bCs/>
+          <w:color w:val="8186EF"/>
+          <w:sz w:val="15"/>
+          <w:szCs w:val="15"/>
+        </w:rPr>
+        <w:t xml:space="preserve"> (6) </w:t>
+      </w:r>
+      <w:r>
+        <w:rPr>
+          <w:u w:val="single"/>
+          <w:sz w:val="19"/>
+          <w:szCs w:val="19"/>
+        </w:rPr>
+        <w:t xml:space="preserve">            </w:t>
+      </w:r>
+      <w:r>
+        <w:rPr>
+          <w:sz w:val="19"/>
+          <w:szCs w:val="19"/>
+        </w:rPr>
+        <w:t xml:space="preserve"> </w:t>
+      </w:r>
+      <w:r>
+        <w:rPr>
+          <w:sz w:val="19"/>
+          <w:szCs w:val="19"/>
+        </w:rPr>
+        <w:t xml:space="preserve">. </w:t>
       </w:r>
     </w:p>
     <w:tbl>
@@ -5709,7 +5819,7 @@
                 <w:sz w:val="16"/>
                 <w:szCs w:val="16"/>
               </w:rPr>
-              <w:t xml:space="preserve">maximum   ·   outside   ·   transfer   ·   opportunity</w:t>
+              <w:t xml:space="preserve">anything   ·   internally   ·   exists   ·   divisions   ·   outside   ·   supplier   ·   opportunity</w:t>
             </w:r>
           </w:p>
         </w:tc>
@@ -5894,7 +6004,7 @@
                 <w:sz w:val="14"/>
                 <w:szCs w:val="14"/>
               </w:rPr>
-              <w:t xml:space="preserve">(4)</w:t>
+              <w:t xml:space="preserve">(7)</w:t>
             </w:r>
           </w:p>
         </w:tc>
@@ -5970,7 +6080,7 @@
                 <w:sz w:val="14"/>
                 <w:szCs w:val="14"/>
               </w:rPr>
-              <w:t xml:space="preserve">(5)</w:t>
+              <w:t xml:space="preserve">(8)</w:t>
             </w:r>
           </w:p>
         </w:tc>
@@ -6046,7 +6156,7 @@
                 <w:sz w:val="14"/>
                 <w:szCs w:val="14"/>
               </w:rPr>
-              <w:t xml:space="preserve">(6)</w:t>
+              <w:t xml:space="preserve">(9)</w:t>
             </w:r>
           </w:p>
         </w:tc>
@@ -6146,7 +6256,7 @@
                 <w:sz w:val="14"/>
                 <w:szCs w:val="14"/>
               </w:rPr>
-              <w:t xml:space="preserve">(7)</w:t>
+              <w:t xml:space="preserve">(10)</w:t>
             </w:r>
           </w:p>
         </w:tc>
@@ -6465,7 +6575,7 @@
                 <w:sz w:val="16"/>
                 <w:szCs w:val="16"/>
               </w:rPr>
-              <w:t xml:space="preserve">transfer</w:t>
+              <w:t xml:space="preserve">supplier</w:t>
             </w:r>
           </w:p>
         </w:tc>
@@ -6491,14 +6601,14 @@
                 <w:sz w:val="16"/>
                 <w:szCs w:val="16"/>
               </w:rPr>
-              <w:t xml:space="preserve">5  </w:t>
-            </w:r>
-            <w:r>
-              <w:rPr>
-                <w:sz w:val="16"/>
-                <w:szCs w:val="16"/>
-              </w:rPr>
-              <w:t xml:space="preserve">the price of buying outside</w:t>
+              <w:t xml:space="preserve">6  </w:t>
+            </w:r>
+            <w:r>
+              <w:rPr>
+                <w:sz w:val="16"/>
+                <w:szCs w:val="16"/>
+              </w:rPr>
+              <w:t xml:space="preserve">internally</w:t>
             </w:r>
           </w:p>
         </w:tc>
@@ -6559,14 +6669,14 @@
                 <w:sz w:val="16"/>
                 <w:szCs w:val="16"/>
               </w:rPr>
-              <w:t xml:space="preserve">6  </w:t>
-            </w:r>
-            <w:r>
-              <w:rPr>
-                <w:sz w:val="16"/>
-                <w:szCs w:val="16"/>
-              </w:rPr>
-              <w:t xml:space="preserve">a range exists; any price inside it suits both</w:t>
+              <w:t xml:space="preserve">7  </w:t>
+            </w:r>
+            <w:r>
+              <w:rPr>
+                <w:sz w:val="16"/>
+                <w:szCs w:val="16"/>
+              </w:rPr>
+              <w:t xml:space="preserve">variable cost + opportunity cost</w:t>
             </w:r>
           </w:p>
         </w:tc>
@@ -6601,7 +6711,7 @@
                 <w:sz w:val="16"/>
                 <w:szCs w:val="16"/>
               </w:rPr>
-              <w:t xml:space="preserve">maximum</w:t>
+              <w:t xml:space="preserve">outside</w:t>
             </w:r>
           </w:p>
         </w:tc>
@@ -6627,14 +6737,14 @@
                 <w:sz w:val="16"/>
                 <w:szCs w:val="16"/>
               </w:rPr>
-              <w:t xml:space="preserve">7  </w:t>
-            </w:r>
-            <w:r>
-              <w:rPr>
-                <w:sz w:val="16"/>
-                <w:szCs w:val="16"/>
-              </w:rPr>
-              <w:t xml:space="preserve">At full capacity, because $1.10 is above $1.00</w:t>
+              <w:t xml:space="preserve">8  </w:t>
+            </w:r>
+            <w:r>
+              <w:rPr>
+                <w:sz w:val="16"/>
+                <w:szCs w:val="16"/>
+              </w:rPr>
+              <w:t xml:space="preserve">the price of buying outside</w:t>
             </w:r>
           </w:p>
         </w:tc>
@@ -6669,7 +6779,7 @@
                 <w:sz w:val="16"/>
                 <w:szCs w:val="16"/>
               </w:rPr>
-              <w:t xml:space="preserve">variable cost + opportunity cost</w:t>
+              <w:t xml:space="preserve">exists</w:t>
             </w:r>
           </w:p>
         </w:tc>
@@ -6685,14 +6795,92 @@
           </w:tcPr>
           <w:p>
             <w:pPr>
-              <w:spacing w:before="24" w:after="24"/>
-            </w:pPr>
-            <w:r>
-              <w:rPr>
-                <w:sz w:val="16"/>
-                <w:szCs w:val="16"/>
-              </w:rPr>
-              <w:t xml:space="preserve"/>
+              <w:spacing w:before="12" w:after="12"/>
+            </w:pPr>
+            <w:r>
+              <w:rPr>
+                <w:b/>
+                <w:bCs/>
+                <w:color w:val="8186EF"/>
+                <w:sz w:val="16"/>
+                <w:szCs w:val="16"/>
+              </w:rPr>
+              <w:t xml:space="preserve">9  </w:t>
+            </w:r>
+            <w:r>
+              <w:rPr>
+                <w:sz w:val="16"/>
+                <w:szCs w:val="16"/>
+              </w:rPr>
+              <w:t xml:space="preserve">a range exists; any price inside it suits both</w:t>
+            </w:r>
+          </w:p>
+        </w:tc>
+      </w:tr>
+      <w:tr>
+        <w:tc>
+          <w:tcPr>
+            <w:tcW w:type="pct" w:w="2500"/>
+            <w:tcMar>
+              <w:top w:type="dxa" w:w="20"/>
+              <w:left w:type="dxa" w:w="80"/>
+              <w:bottom w:type="dxa" w:w="20"/>
+              <w:right w:type="dxa" w:w="80"/>
+            </w:tcMar>
+          </w:tcPr>
+          <w:p>
+            <w:pPr>
+              <w:spacing w:before="12" w:after="12"/>
+            </w:pPr>
+            <w:r>
+              <w:rPr>
+                <w:b/>
+                <w:bCs/>
+                <w:color w:val="8186EF"/>
+                <w:sz w:val="16"/>
+                <w:szCs w:val="16"/>
+              </w:rPr>
+              <w:t xml:space="preserve">5  </w:t>
+            </w:r>
+            <w:r>
+              <w:rPr>
+                <w:sz w:val="16"/>
+                <w:szCs w:val="16"/>
+              </w:rPr>
+              <w:t xml:space="preserve">divisions</w:t>
+            </w:r>
+          </w:p>
+        </w:tc>
+        <w:tc>
+          <w:tcPr>
+            <w:tcW w:type="pct" w:w="2500"/>
+            <w:tcMar>
+              <w:top w:type="dxa" w:w="20"/>
+              <w:left w:type="dxa" w:w="80"/>
+              <w:bottom w:type="dxa" w:w="20"/>
+              <w:right w:type="dxa" w:w="80"/>
+            </w:tcMar>
+          </w:tcPr>
+          <w:p>
+            <w:pPr>
+              <w:spacing w:before="12" w:after="12"/>
+            </w:pPr>
+            <w:r>
+              <w:rPr>
+                <w:b/>
+                <w:bCs/>
+                <w:color w:val="8186EF"/>
+                <w:sz w:val="16"/>
+                <w:szCs w:val="16"/>
+              </w:rPr>
+              <w:t xml:space="preserve">10  </w:t>
+            </w:r>
+            <w:r>
+              <w:rPr>
+                <w:sz w:val="16"/>
+                <w:szCs w:val="16"/>
+              </w:rPr>
+              <w:t xml:space="preserve">At full capacity, because $1.10 is above $1.00</w:t>
             </w:r>
           </w:p>
         </w:tc>
@@ -6735,7 +6923,7 @@
           <w:sz w:val="15"/>
           <w:szCs w:val="15"/>
         </w:rPr>
-        <w:t xml:space="preserve">The minimum transfer price is what the supplier must receive to be no worse off: variable cost plus the opportunity cost of anything it gives up. The maximum is what the buyer could pay outside.</w:t>
+        <w:t xml:space="preserve">The minimum transfer price is what the supplier must receive to be no worse off: variable cost plus the opportunity cost of anything it gives up. The maximum is what the buyer could pay outside. When the minimum is below the maximum, a range exists and any price inside it leaves both divisions better off. When the minimum is above the maximum, the company should not transfer internally.</w:t>
       </w:r>
     </w:p>
     <w:p>
@@ -11045,7 +11233,7 @@
                 <w:sz w:val="16"/>
                 <w:szCs w:val="16"/>
               </w:rPr>
-              <w:t xml:space="preserve">finance   ·   delivery   ·   proposed   ·   making</w:t>
+              <w:t xml:space="preserve">finance   ·   statement   ·   proposed   ·   making</w:t>
             </w:r>
           </w:p>
         </w:tc>
@@ -11471,7 +11659,7 @@
           <w:sz w:val="16"/>
           <w:szCs w:val="16"/>
         </w:rPr>
-        <w:t xml:space="preserve">      gaps 6–8</w:t>
+        <w:t xml:space="preserve">      gaps 6–9</w:t>
       </w:r>
     </w:p>
     <w:p>
@@ -11484,7 +11672,7 @@
           <w:sz w:val="19"/>
           <w:szCs w:val="19"/>
         </w:rPr>
-        <w:t xml:space="preserve">The </w:t>
+        <w:t xml:space="preserve">The gain is small, and it depends entirely on the price still being </w:t>
       </w:r>
       <w:r>
         <w:rPr>
@@ -11516,7 +11704,7 @@
           <w:sz w:val="19"/>
           <w:szCs w:val="19"/>
         </w:rPr>
-        <w:t xml:space="preserve"> advises against </w:t>
+        <w:t xml:space="preserve"> to both tax </w:t>
       </w:r>
       <w:r>
         <w:rPr>
@@ -11534,7 +11722,7 @@
           <w:sz w:val="19"/>
           <w:szCs w:val="19"/>
         </w:rPr>
-        <w:t xml:space="preserve">           </w:t>
+        <w:t xml:space="preserve">             </w:t>
       </w:r>
       <w:r>
         <w:rPr>
@@ -11548,14 +11736,14 @@
           <w:sz w:val="19"/>
           <w:szCs w:val="19"/>
         </w:rPr>
-        <w:t xml:space="preserve"> the price for tax reasons alone. </w:t>
-      </w:r>
-      <w:r>
-        <w:rPr>
-          <w:sz w:val="19"/>
-          <w:szCs w:val="19"/>
-        </w:rPr>
-        <w:t xml:space="preserve">The net gain is $1,000 against the risk of an </w:t>
+        <w:t xml:space="preserve">. </w:t>
+      </w:r>
+      <w:r>
+        <w:rPr>
+          <w:sz w:val="19"/>
+          <w:szCs w:val="19"/>
+        </w:rPr>
+        <w:t xml:space="preserve">The </w:t>
       </w:r>
       <w:r>
         <w:rPr>
@@ -11587,7 +11775,46 @@
           <w:sz w:val="19"/>
           <w:szCs w:val="19"/>
         </w:rPr>
-        <w:t xml:space="preserve">, and the Gulf currency and remittance rules could trap the extra profit abroad. </w:t>
+        <w:t xml:space="preserve"> advises against </w:t>
+      </w:r>
+      <w:r>
+        <w:rPr>
+          <w:b/>
+          <w:bCs/>
+          <w:color w:val="8186EF"/>
+          <w:sz w:val="15"/>
+          <w:szCs w:val="15"/>
+        </w:rPr>
+        <w:t xml:space="preserve"> (9) </w:t>
+      </w:r>
+      <w:r>
+        <w:rPr>
+          <w:u w:val="single"/>
+          <w:sz w:val="19"/>
+          <w:szCs w:val="19"/>
+        </w:rPr>
+        <w:t xml:space="preserve">           </w:t>
+      </w:r>
+      <w:r>
+        <w:rPr>
+          <w:sz w:val="19"/>
+          <w:szCs w:val="19"/>
+        </w:rPr>
+        <w:t xml:space="preserve"> </w:t>
+      </w:r>
+      <w:r>
+        <w:rPr>
+          <w:sz w:val="19"/>
+          <w:szCs w:val="19"/>
+        </w:rPr>
+        <w:t xml:space="preserve"> the price for tax reasons alone. </w:t>
+      </w:r>
+      <w:r>
+        <w:rPr>
+          <w:sz w:val="19"/>
+          <w:szCs w:val="19"/>
+        </w:rPr>
+        <w:t xml:space="preserve">The net gain is $1,000 against the risk of an adjustment, and the Gulf currency and remittance rules could trap the extra profit abroad. </w:t>
       </w:r>
     </w:p>
     <w:tbl>
@@ -11645,7 +11872,7 @@
                 <w:sz w:val="16"/>
                 <w:szCs w:val="16"/>
               </w:rPr>
-              <w:t xml:space="preserve">changing   ·   against   ·   controller   ·   adjustment</w:t>
+              <w:t xml:space="preserve">whether   ·   authorities   ·   changing   ·   defensible   ·   controller</w:t>
             </w:r>
           </w:p>
         </w:tc>
@@ -11719,7 +11946,7 @@
           <w:sz w:val="16"/>
           <w:szCs w:val="16"/>
         </w:rPr>
-        <w:t xml:space="preserve">      gaps 9–10</w:t>
+        <w:t xml:space="preserve">      gaps 10–11</w:t>
       </w:r>
     </w:p>
     <w:p>
@@ -11742,7 +11969,7 @@
           <w:sz w:val="15"/>
           <w:szCs w:val="15"/>
         </w:rPr>
-        <w:t xml:space="preserve"> (9) </w:t>
+        <w:t xml:space="preserve"> (10) </w:t>
       </w:r>
       <w:r>
         <w:rPr>
@@ -11774,7 +12001,7 @@
           <w:sz w:val="15"/>
           <w:szCs w:val="15"/>
         </w:rPr>
-        <w:t xml:space="preserve"> (10) </w:t>
+        <w:t xml:space="preserve"> (11) </w:t>
       </w:r>
       <w:r>
         <w:rPr>
@@ -11861,7 +12088,7 @@
                 <w:sz w:val="16"/>
                 <w:szCs w:val="16"/>
               </w:rPr>
-              <w:t xml:space="preserve">finance   ·   delivery   ·   contribution</w:t>
+              <w:t xml:space="preserve">reasons   ·   delivery   ·   contribution</w:t>
             </w:r>
           </w:p>
         </w:tc>
@@ -11935,7 +12162,7 @@
           <w:sz w:val="16"/>
           <w:szCs w:val="16"/>
         </w:rPr>
-        <w:t xml:space="preserve">      gaps 11–13</w:t>
+        <w:t xml:space="preserve">      gaps 12–14</w:t>
       </w:r>
     </w:p>
     <w:p>
@@ -11958,7 +12185,7 @@
           <w:sz w:val="15"/>
           <w:szCs w:val="15"/>
         </w:rPr>
-        <w:t xml:space="preserve"> (11) </w:t>
+        <w:t xml:space="preserve"> (12) </w:t>
       </w:r>
       <w:r>
         <w:rPr>
@@ -11990,7 +12217,7 @@
           <w:sz w:val="15"/>
           <w:szCs w:val="15"/>
         </w:rPr>
-        <w:t xml:space="preserve"> (12) </w:t>
+        <w:t xml:space="preserve"> (13) </w:t>
       </w:r>
       <w:r>
         <w:rPr>
@@ -12029,7 +12256,7 @@
           <w:sz w:val="15"/>
           <w:szCs w:val="15"/>
         </w:rPr>
-        <w:t xml:space="preserve"> (13) </w:t>
+        <w:t xml:space="preserve"> (14) </w:t>
       </w:r>
       <w:r>
         <w:rPr>
@@ -12109,7 +12336,7 @@
                 <w:sz w:val="16"/>
                 <w:szCs w:val="16"/>
               </w:rPr>
-              <w:t xml:space="preserve">division's   ·   statement   ·   minimum   ·   adjustment</w:t>
+              <w:t xml:space="preserve">division's   ·   statement   ·   minimum   ·   internal</w:t>
             </w:r>
           </w:p>
         </w:tc>
@@ -12255,7 +12482,7 @@
                 <w:sz w:val="14"/>
                 <w:szCs w:val="14"/>
               </w:rPr>
-              <w:t xml:space="preserve">(14)</w:t>
+              <w:t xml:space="preserve">(15)</w:t>
             </w:r>
           </w:p>
         </w:tc>
@@ -12307,7 +12534,7 @@
                 <w:sz w:val="14"/>
                 <w:szCs w:val="14"/>
               </w:rPr>
-              <w:t xml:space="preserve">(15)</w:t>
+              <w:t xml:space="preserve">(16)</w:t>
             </w:r>
           </w:p>
         </w:tc>
@@ -12360,7 +12587,7 @@
                 <w:sz w:val="14"/>
                 <w:szCs w:val="14"/>
               </w:rPr>
-              <w:t xml:space="preserve">(16)</w:t>
+              <w:t xml:space="preserve">(17)</w:t>
             </w:r>
           </w:p>
         </w:tc>
@@ -12756,7 +12983,7 @@
                 <w:sz w:val="14"/>
                 <w:szCs w:val="14"/>
               </w:rPr>
-              <w:t xml:space="preserve"> (17) </w:t>
+              <w:t xml:space="preserve"> (18) </w:t>
             </w:r>
             <w:r>
               <w:rPr>
@@ -13047,7 +13274,7 @@
                 <w:sz w:val="14"/>
                 <w:szCs w:val="14"/>
               </w:rPr>
-              <w:t xml:space="preserve">(18)</w:t>
+              <w:t xml:space="preserve">(19)</w:t>
             </w:r>
           </w:p>
         </w:tc>
@@ -13149,7 +13376,7 @@
                 <w:sz w:val="14"/>
                 <w:szCs w:val="14"/>
               </w:rPr>
-              <w:t xml:space="preserve">(19)</w:t>
+              <w:t xml:space="preserve">(20)</w:t>
             </w:r>
           </w:p>
         </w:tc>
@@ -13849,7 +14076,7 @@
                 <w:sz w:val="16"/>
                 <w:szCs w:val="16"/>
               </w:rPr>
-              <w:t xml:space="preserve">statement</w:t>
+              <w:t xml:space="preserve">division's</w:t>
             </w:r>
           </w:p>
         </w:tc>
@@ -13917,7 +14144,7 @@
                 <w:sz w:val="16"/>
                 <w:szCs w:val="16"/>
               </w:rPr>
-              <w:t xml:space="preserve">minimum</w:t>
+              <w:t xml:space="preserve">statement</w:t>
             </w:r>
           </w:p>
         </w:tc>
@@ -13985,7 +14212,7 @@
                 <w:sz w:val="16"/>
                 <w:szCs w:val="16"/>
               </w:rPr>
-              <w:t xml:space="preserve">Liters of pressed oil needed by Tahini &amp; Spreads</w:t>
+              <w:t xml:space="preserve">minimum</w:t>
             </w:r>
           </w:p>
         </w:tc>
@@ -14053,7 +14280,7 @@
                 <w:sz w:val="16"/>
                 <w:szCs w:val="16"/>
               </w:rPr>
-              <w:t xml:space="preserve">Oils variable cost a liter</w:t>
+              <w:t xml:space="preserve">Liters of pressed oil needed by Tahini &amp; Spreads</w:t>
             </w:r>
           </w:p>
         </w:tc>
@@ -14121,7 +14348,7 @@
                 <w:sz w:val="16"/>
                 <w:szCs w:val="16"/>
               </w:rPr>
-              <w:t xml:space="preserve">Oils fixed cost a liter at normal volume</w:t>
+              <w:t xml:space="preserve">Oils variable cost a liter</w:t>
             </w:r>
           </w:p>
         </w:tc>
@@ -14156,7 +14383,7 @@
                 <w:sz w:val="16"/>
                 <w:szCs w:val="16"/>
               </w:rPr>
-              <w:t xml:space="preserve">controller</w:t>
+              <w:t xml:space="preserve">defensible</w:t>
             </w:r>
           </w:p>
         </w:tc>
@@ -14189,7 +14416,7 @@
                 <w:sz w:val="16"/>
                 <w:szCs w:val="16"/>
               </w:rPr>
-              <w:t xml:space="preserve">Beverages</w:t>
+              <w:t xml:space="preserve">Oils fixed cost a liter at normal volume</w:t>
             </w:r>
           </w:p>
         </w:tc>
@@ -14224,7 +14451,7 @@
                 <w:sz w:val="16"/>
                 <w:szCs w:val="16"/>
               </w:rPr>
-              <w:t xml:space="preserve">changing</w:t>
+              <w:t xml:space="preserve">authorities</w:t>
             </w:r>
           </w:p>
         </w:tc>
@@ -14257,7 +14484,7 @@
                 <w:sz w:val="16"/>
                 <w:szCs w:val="16"/>
               </w:rPr>
-              <w:t xml:space="preserve">True for the company</w:t>
+              <w:t xml:space="preserve">Beverages</w:t>
             </w:r>
           </w:p>
         </w:tc>
@@ -14292,7 +14519,7 @@
                 <w:sz w:val="16"/>
                 <w:szCs w:val="16"/>
               </w:rPr>
-              <w:t xml:space="preserve">adjustment</w:t>
+              <w:t xml:space="preserve">controller</w:t>
             </w:r>
           </w:p>
         </w:tc>
@@ -14325,7 +14552,7 @@
                 <w:sz w:val="16"/>
                 <w:szCs w:val="16"/>
               </w:rPr>
-              <w:t xml:space="preserve">True only for one division</w:t>
+              <w:t xml:space="preserve">True for the company</w:t>
             </w:r>
           </w:p>
         </w:tc>
@@ -14360,7 +14587,7 @@
                 <w:sz w:val="16"/>
                 <w:szCs w:val="16"/>
               </w:rPr>
-              <w:t xml:space="preserve">contribution</w:t>
+              <w:t xml:space="preserve">changing</w:t>
             </w:r>
           </w:p>
         </w:tc>
@@ -14393,7 +14620,7 @@
                 <w:sz w:val="16"/>
                 <w:szCs w:val="16"/>
               </w:rPr>
-              <w:t xml:space="preserve">market-based transfer price</w:t>
+              <w:t xml:space="preserve">True only for one division</w:t>
             </w:r>
           </w:p>
         </w:tc>
@@ -14428,7 +14655,7 @@
                 <w:sz w:val="16"/>
                 <w:szCs w:val="16"/>
               </w:rPr>
-              <w:t xml:space="preserve">delivery</w:t>
+              <w:t xml:space="preserve">contribution</w:t>
             </w:r>
           </w:p>
         </w:tc>
@@ -14461,7 +14688,7 @@
                 <w:sz w:val="16"/>
                 <w:szCs w:val="16"/>
               </w:rPr>
-              <w:t xml:space="preserve">minimum transfer price</w:t>
+              <w:t xml:space="preserve">market-based transfer price</w:t>
             </w:r>
           </w:p>
         </w:tc>
@@ -14496,7 +14723,7 @@
                 <w:sz w:val="16"/>
                 <w:szCs w:val="16"/>
               </w:rPr>
-              <w:t xml:space="preserve">division's</w:t>
+              <w:t xml:space="preserve">delivery</w:t>
             </w:r>
           </w:p>
         </w:tc>
@@ -14512,14 +14739,24 @@
           </w:tcPr>
           <w:p>
             <w:pPr>
-              <w:spacing w:before="24" w:after="24"/>
-            </w:pPr>
-            <w:r>
-              <w:rPr>
-                <w:sz w:val="16"/>
-                <w:szCs w:val="16"/>
-              </w:rPr>
-              <w:t xml:space="preserve"/>
+              <w:spacing w:before="12" w:after="12"/>
+            </w:pPr>
+            <w:r>
+              <w:rPr>
+                <w:b/>
+                <w:bCs/>
+                <w:color w:val="8186EF"/>
+                <w:sz w:val="16"/>
+                <w:szCs w:val="16"/>
+              </w:rPr>
+              <w:t xml:space="preserve">22  </w:t>
+            </w:r>
+            <w:r>
+              <w:rPr>
+                <w:sz w:val="16"/>
+                <w:szCs w:val="16"/>
+              </w:rPr>
+              <w:t xml:space="preserve">minimum transfer price</w:t>
             </w:r>
           </w:p>
         </w:tc>
@@ -14586,7 +14823,7 @@
           <w:sz w:val="15"/>
           <w:szCs w:val="15"/>
         </w:rPr>
-        <w:t xml:space="preserve">The controller advises against changing the price for tax reasons alone. The net gain is $1,000 against the risk of an adjustment, and the Gulf currency and remittance rules could trap the extra profit abroad.</w:t>
+        <w:t xml:space="preserve">The gain is small, and it depends entirely on the price still being defensible to both tax authorities. The controller advises against changing the price for tax reasons alone. The net gain is $1,000 against the risk of an adjustment, and the Gulf currency and remittance rules could trap the extra profit abroad.</w:t>
       </w:r>
     </w:p>
     <w:p>

--- a/CMA_Summaries_B3_Ch16.docx
+++ b/CMA_Summaries_B3_Ch16.docx
@@ -1209,6 +1209,142 @@
         <w:t xml:space="preserve"> </w:t>
       </w:r>
     </w:p>
+    <w:p>
+      <w:pPr>
+        <w:spacing w:before="44" w:after="10"/>
+      </w:pPr>
+      <w:r>
+        <w:rPr>
+          <w:b/>
+          <w:bCs/>
+          <w:color w:val="353A7C"/>
+          <w:sz w:val="18"/>
+          <w:szCs w:val="18"/>
+        </w:rPr>
+        <w:t xml:space="preserve">The words this section uses</w:t>
+      </w:r>
+    </w:p>
+    <w:p>
+      <w:pPr>
+        <w:spacing w:before="0" w:after="12"/>
+      </w:pPr>
+      <w:r>
+        <w:rPr>
+          <w:color w:val="6B7280"/>
+          <w:sz w:val="15"/>
+          <w:szCs w:val="15"/>
+        </w:rPr>
+        <w:t xml:space="preserve">Each term sits against what it means.</w:t>
+      </w:r>
+    </w:p>
+    <w:p>
+      <w:pPr>
+        <w:spacing w:after="40" w:before="90"/>
+        <w:jc w:val="center"/>
+      </w:pPr>
+      <w:r>
+        <w:drawing>
+          <wp:inline distT="0" distB="0" distL="0" distR="0">
+            <wp:extent cx="5734050" cy="3040550"/>
+            <wp:effectExtent t="0" r="0" b="0" l="0"/>
+            <wp:docPr id="1" name="" descr="" title=""/>
+            <wp:cNvGraphicFramePr>
+              <a:graphicFrameLocks xmlns:a="http://schemas.openxmlformats.org/drawingml/2006/main" noChangeAspect="1"/>
+            </wp:cNvGraphicFramePr>
+            <a:graphic xmlns:a="http://schemas.openxmlformats.org/drawingml/2006/main">
+              <a:graphicData uri="http://schemas.openxmlformats.org/drawingml/2006/picture">
+                <pic:pic xmlns:pic="http://schemas.openxmlformats.org/drawingml/2006/picture">
+                  <pic:nvPicPr>
+                    <pic:cNvPr id="0" name="" descr=""/>
+                    <pic:cNvPicPr>
+                      <a:picLocks noChangeAspect="1" noChangeArrowheads="1"/>
+                    </pic:cNvPicPr>
+                  </pic:nvPicPr>
+                  <pic:blipFill>
+                    <a:blip r:embed="rId102" cstate="none"/>
+                    <a:srcRect/>
+                    <a:stretch>
+                      <a:fillRect/>
+                    </a:stretch>
+                  </pic:blipFill>
+                  <pic:spPr bwMode="auto">
+                    <a:xfrm>
+                      <a:off x="0" y="0"/>
+                      <a:ext cx="5734050" cy="3040550"/>
+                    </a:xfrm>
+                    <a:prstGeom prst="rect">
+                      <a:avLst/>
+                    </a:prstGeom>
+                  </pic:spPr>
+                </pic:pic>
+              </a:graphicData>
+            </a:graphic>
+          </wp:inline>
+        </w:drawing>
+      </w:r>
+    </w:p>
+    <w:tbl>
+      <w:tblPr>
+        <w:tblW w:type="pct" w:w="100%"/>
+        <w:tblLayout w:type="fixed"/>
+        <w:tblBorders>
+          <w:top w:val="single" w:color="FBFAF6" w:sz="4"/>
+          <w:left w:val="single" w:color="FBFAF6" w:sz="4"/>
+          <w:bottom w:val="single" w:color="FBFAF6" w:sz="4"/>
+          <w:right w:val="single" w:color="FBFAF6" w:sz="4"/>
+          <w:insideH w:val="single" w:color="FBFAF6" w:sz="4"/>
+          <w:insideV w:val="single" w:color="FBFAF6" w:sz="4"/>
+        </w:tblBorders>
+      </w:tblPr>
+      <w:tblGrid>
+        <w:gridCol w:w="9600"/>
+      </w:tblGrid>
+      <w:tr>
+        <w:tc>
+          <w:tcPr>
+            <w:tcW w:type="pct" w:w="5000"/>
+            <w:shd w:fill="FBFAF6" w:val="clear"/>
+            <w:tcMar>
+              <w:top w:type="dxa" w:w="40"/>
+              <w:left w:type="dxa" w:w="100"/>
+              <w:bottom w:type="dxa" w:w="40"/>
+              <w:right w:type="dxa" w:w="100"/>
+            </w:tcMar>
+          </w:tcPr>
+          <w:p>
+            <w:pPr>
+              <w:spacing w:before="18" w:after="6"/>
+            </w:pPr>
+            <w:r>
+              <w:rPr>
+                <w:b/>
+                <w:bCs/>
+                <w:color w:val="6B7280"/>
+                <w:sz w:val="14"/>
+                <w:szCs w:val="14"/>
+              </w:rPr>
+              <w:t xml:space="preserve">word list</w:t>
+            </w:r>
+          </w:p>
+          <w:p>
+            <w:pPr>
+              <w:spacing w:before="0" w:after="18"/>
+            </w:pPr>
+            <w:r>
+              <w:rPr>
+                <w:b/>
+                <w:bCs/>
+                <w:color w:val="353A7C"/>
+                <w:sz w:val="16"/>
+                <w:szCs w:val="16"/>
+              </w:rPr>
+              <w:t xml:space="preserve">market-based transfer price   ·   Fair performance evaluation   ·   Company profit after tax</w:t>
+            </w:r>
+          </w:p>
+        </w:tc>
+      </w:tr>
+    </w:tbl>
+    <w:p/>
     <w:tbl>
       <w:tblPr>
         <w:tblW w:type="pct" w:w="100%"/>
@@ -1485,14 +1621,14 @@
                 <w:sz w:val="16"/>
                 <w:szCs w:val="16"/>
               </w:rPr>
-              <w:t xml:space="preserve">9  </w:t>
-            </w:r>
-            <w:r>
-              <w:rPr>
-                <w:sz w:val="16"/>
-                <w:szCs w:val="16"/>
-              </w:rPr>
-              <w:t xml:space="preserve">Each manager's best choice is also best for the company</w:t>
+              <w:t xml:space="preserve">10  </w:t>
+            </w:r>
+            <w:r>
+              <w:rPr>
+                <w:sz w:val="16"/>
+                <w:szCs w:val="16"/>
+              </w:rPr>
+              <w:t xml:space="preserve">A price below cost makes the supplier look bad</w:t>
             </w:r>
           </w:p>
         </w:tc>
@@ -1553,14 +1689,14 @@
                 <w:sz w:val="16"/>
                 <w:szCs w:val="16"/>
               </w:rPr>
-              <w:t xml:space="preserve">10  </w:t>
-            </w:r>
-            <w:r>
-              <w:rPr>
-                <w:sz w:val="16"/>
-                <w:szCs w:val="16"/>
-              </w:rPr>
-              <w:t xml:space="preserve">A price below cost makes the supplier look bad</w:t>
+              <w:t xml:space="preserve">11  </w:t>
+            </w:r>
+            <w:r>
+              <w:rPr>
+                <w:sz w:val="16"/>
+                <w:szCs w:val="16"/>
+              </w:rPr>
+              <w:t xml:space="preserve">Managers keep the right to decide</w:t>
             </w:r>
           </w:p>
         </w:tc>
@@ -1621,14 +1757,14 @@
                 <w:sz w:val="16"/>
                 <w:szCs w:val="16"/>
               </w:rPr>
-              <w:t xml:space="preserve">11  </w:t>
-            </w:r>
-            <w:r>
-              <w:rPr>
-                <w:sz w:val="16"/>
-                <w:szCs w:val="16"/>
-              </w:rPr>
-              <w:t xml:space="preserve">Managers keep the right to decide</w:t>
+              <w:t xml:space="preserve">12  </w:t>
+            </w:r>
+            <w:r>
+              <w:rPr>
+                <w:sz w:val="16"/>
+                <w:szCs w:val="16"/>
+              </w:rPr>
+              <w:t xml:space="preserve">Cross-border prices affect tariffs and tax</w:t>
             </w:r>
           </w:p>
         </w:tc>
@@ -1689,14 +1825,14 @@
                 <w:sz w:val="16"/>
                 <w:szCs w:val="16"/>
               </w:rPr>
-              <w:t xml:space="preserve">12  </w:t>
-            </w:r>
-            <w:r>
-              <w:rPr>
-                <w:sz w:val="16"/>
-                <w:szCs w:val="16"/>
-              </w:rPr>
-              <w:t xml:space="preserve">Cross-border prices affect tariffs and tax</w:t>
+              <w:t xml:space="preserve">13  </w:t>
+            </w:r>
+            <w:r>
+              <w:rPr>
+                <w:sz w:val="16"/>
+                <w:szCs w:val="16"/>
+              </w:rPr>
+              <w:t xml:space="preserve">objectives</w:t>
             </w:r>
           </w:p>
         </w:tc>
@@ -1757,14 +1893,14 @@
                 <w:sz w:val="16"/>
                 <w:szCs w:val="16"/>
               </w:rPr>
-              <w:t xml:space="preserve">13  </w:t>
-            </w:r>
-            <w:r>
-              <w:rPr>
-                <w:sz w:val="16"/>
-                <w:szCs w:val="16"/>
-              </w:rPr>
-              <w:t xml:space="preserve">objectives</w:t>
+              <w:t xml:space="preserve">14  </w:t>
+            </w:r>
+            <w:r>
+              <w:rPr>
+                <w:sz w:val="16"/>
+                <w:szCs w:val="16"/>
+              </w:rPr>
+              <w:t xml:space="preserve">Beverages</w:t>
             </w:r>
           </w:p>
         </w:tc>
@@ -1825,14 +1961,14 @@
                 <w:sz w:val="16"/>
                 <w:szCs w:val="16"/>
               </w:rPr>
-              <w:t xml:space="preserve">14  </w:t>
-            </w:r>
-            <w:r>
-              <w:rPr>
-                <w:sz w:val="16"/>
-                <w:szCs w:val="16"/>
-              </w:rPr>
-              <w:t xml:space="preserve">Beverages</w:t>
+              <w:t xml:space="preserve">15  </w:t>
+            </w:r>
+            <w:r>
+              <w:rPr>
+                <w:sz w:val="16"/>
+                <w:szCs w:val="16"/>
+              </w:rPr>
+              <w:t xml:space="preserve">should</w:t>
             </w:r>
           </w:p>
         </w:tc>
@@ -1893,14 +2029,14 @@
                 <w:sz w:val="16"/>
                 <w:szCs w:val="16"/>
               </w:rPr>
-              <w:t xml:space="preserve">15  </w:t>
-            </w:r>
-            <w:r>
-              <w:rPr>
-                <w:sz w:val="16"/>
-                <w:szCs w:val="16"/>
-              </w:rPr>
-              <w:t xml:space="preserve">should</w:t>
+              <w:t xml:space="preserve">16  </w:t>
+            </w:r>
+            <w:r>
+              <w:rPr>
+                <w:sz w:val="16"/>
+                <w:szCs w:val="16"/>
+              </w:rPr>
+              <w:t xml:space="preserve">Fair performance evaluation</w:t>
             </w:r>
           </w:p>
         </w:tc>
@@ -1936,6 +2072,74 @@
                 <w:szCs w:val="16"/>
               </w:rPr>
               <w:t xml:space="preserve">Because</w:t>
+            </w:r>
+          </w:p>
+        </w:tc>
+        <w:tc>
+          <w:tcPr>
+            <w:tcW w:type="pct" w:w="2500"/>
+            <w:tcMar>
+              <w:top w:type="dxa" w:w="20"/>
+              <w:left w:type="dxa" w:w="80"/>
+              <w:bottom w:type="dxa" w:w="20"/>
+              <w:right w:type="dxa" w:w="80"/>
+            </w:tcMar>
+          </w:tcPr>
+          <w:p>
+            <w:pPr>
+              <w:spacing w:before="12" w:after="12"/>
+            </w:pPr>
+            <w:r>
+              <w:rPr>
+                <w:b/>
+                <w:bCs/>
+                <w:color w:val="8186EF"/>
+                <w:sz w:val="16"/>
+                <w:szCs w:val="16"/>
+              </w:rPr>
+              <w:t xml:space="preserve">17  </w:t>
+            </w:r>
+            <w:r>
+              <w:rPr>
+                <w:sz w:val="16"/>
+                <w:szCs w:val="16"/>
+              </w:rPr>
+              <w:t xml:space="preserve">Company profit after tax</w:t>
+            </w:r>
+          </w:p>
+        </w:tc>
+      </w:tr>
+      <w:tr>
+        <w:tc>
+          <w:tcPr>
+            <w:tcW w:type="pct" w:w="2500"/>
+            <w:tcMar>
+              <w:top w:type="dxa" w:w="20"/>
+              <w:left w:type="dxa" w:w="80"/>
+              <w:bottom w:type="dxa" w:w="20"/>
+              <w:right w:type="dxa" w:w="80"/>
+            </w:tcMar>
+          </w:tcPr>
+          <w:p>
+            <w:pPr>
+              <w:spacing w:before="12" w:after="12"/>
+            </w:pPr>
+            <w:r>
+              <w:rPr>
+                <w:b/>
+                <w:bCs/>
+                <w:color w:val="8186EF"/>
+                <w:sz w:val="16"/>
+                <w:szCs w:val="16"/>
+              </w:rPr>
+              <w:t xml:space="preserve">9  </w:t>
+            </w:r>
+            <w:r>
+              <w:rPr>
+                <w:sz w:val="16"/>
+                <w:szCs w:val="16"/>
+              </w:rPr>
+              <w:t xml:space="preserve">Each manager's best choice is also best for the company</w:t>
             </w:r>
           </w:p>
         </w:tc>
@@ -3333,7 +3537,7 @@
                     </pic:cNvPicPr>
                   </pic:nvPicPr>
                   <pic:blipFill>
-                    <a:blip r:embed="rId102" cstate="none"/>
+                    <a:blip r:embed="rId103" cstate="none"/>
                     <a:srcRect/>
                     <a:stretch>
                       <a:fillRect/>
@@ -4062,7 +4266,7 @@
                     </pic:cNvPicPr>
                   </pic:nvPicPr>
                   <pic:blipFill>
-                    <a:blip r:embed="rId103" cstate="none"/>
+                    <a:blip r:embed="rId104" cstate="none"/>
                     <a:srcRect/>
                     <a:stretch>
                       <a:fillRect/>
@@ -8238,7 +8442,7 @@
                     </pic:cNvPicPr>
                   </pic:nvPicPr>
                   <pic:blipFill>
-                    <a:blip r:embed="rId104" cstate="none"/>
+                    <a:blip r:embed="rId105" cstate="none"/>
                     <a:srcRect/>
                     <a:stretch>
                       <a:fillRect/>
@@ -13607,7 +13811,7 @@
                     </pic:cNvPicPr>
                   </pic:nvPicPr>
                   <pic:blipFill>
-                    <a:blip r:embed="rId105" cstate="none"/>
+                    <a:blip r:embed="rId106" cstate="none"/>
                     <a:srcRect/>
                     <a:stretch>
                       <a:fillRect/>
